--- a/manuscript/Supplementary_Material.docx
+++ b/manuscript/Supplementary_Material.docx
@@ -11,6 +11,8 @@
           <w:rFonts w:ascii="Times New Roman" w:eastAsia="Times New Roman" w:hAnsi="Times New Roman"/>
         </w:rPr>
       </w:pPr>
+      <w:bookmarkStart w:id="0" w:name="_GoBack"/>
+      <w:bookmarkEnd w:id="0"/>
       <w:r>
         <w:rPr>
           <w:rFonts w:ascii="Times New Roman" w:eastAsia="Times New Roman" w:hAnsi="Times New Roman"/>
@@ -35,18 +37,7 @@
         <w:spacing w:after="80" w:line="240" w:lineRule="auto"/>
       </w:pPr>
       <w:r>
-        <w:t xml:space="preserve">This revised supplementary file reorganizes the diagnostic </w:t>
-      </w:r>
-      <w:r>
-        <w:t>tables by evidentiary role. The main manuscript keeps the core narrative tables, while this su</w:t>
-      </w:r>
-      <w:bookmarkStart w:id="0" w:name="_GoBack"/>
-      <w:bookmarkEnd w:id="0"/>
-      <w:r>
-        <w:t>pplement provides the supporting audit trail for external compatibility, model-form dependence, vertical-dependence sensitivity and expanded Hu/Wenchuan case-hist</w:t>
-      </w:r>
-      <w:r>
-        <w:t>ory checks.</w:t>
+        <w:t>This revised supplementary file reorganizes the diagnostic tables by evidentiary role. The main manuscript keeps the core narrative tables, while this supplement provides the supporting audit trail for external compatibility, model-form dependence, vertical-dependence sensitivity and expanded Hu/Wenchuan case-history checks.</w:t>
       </w:r>
     </w:p>
     <w:p>
@@ -74,13 +65,7 @@
         <w:spacing w:after="80" w:line="240" w:lineRule="auto"/>
       </w:pPr>
       <w:r>
-        <w:t>Table S1 i</w:t>
-      </w:r>
-      <w:r>
-        <w:t>s used for external discrimination and calibration checks; Table S2 is used for standard SPT model-form comparison; Table S3 is used for vertical-dependence sensitivity; and Table S4 is used for expanded Hu full-set and Wenchuan documented-earthquake compa</w:t>
-      </w:r>
-      <w:r>
-        <w:t>tibility metrics. Each table is introduced in the text immediately before it appears.</w:t>
+        <w:t>Table S1 is used for external discrimination and calibration checks; Table S2 is used for standard SPT model-form comparison; Table S3 is used for vertical-dependence sensitivity; and Table S4 is used for expanded Hu full-set and Wenchuan documented-earthquake compatibility metrics. Each table is introduced in the text immediately before it appears.</w:t>
       </w:r>
     </w:p>
     <w:p>
@@ -101,10 +86,7 @@
         <w:spacing w:after="80" w:line="240" w:lineRule="auto"/>
       </w:pPr>
       <w:r>
-        <w:t>The first supplementary diagnostic is Table S1. It reports the external case-history discrimination, calibration an</w:t>
-      </w:r>
-      <w:r>
-        <w:t>d static compatibility checks used to verify whether demand, resistance and groundwater indicators rank liquefied cases above non-liquefied cases in the expected direction.</w:t>
+        <w:t>The first supplementary diagnostic is Table S1. It reports the external case-history discrimination, calibration and static compatibility checks used to verify whether demand, resistance and groundwater indicators rank liquefied cases above non-liquefied cases in the expected direction.</w:t>
       </w:r>
     </w:p>
     <w:p>
@@ -113,10 +95,7 @@
         <w:spacing w:line="240" w:lineRule="auto"/>
       </w:pPr>
       <w:r>
-        <w:t>Table S1. External case-history discrimination, calibration and static compatibilit</w:t>
-      </w:r>
-      <w:r>
-        <w:t>y checks.</w:t>
+        <w:t>Table S1. External case-history discrimination, calibration and static compatibility checks.</w:t>
       </w:r>
     </w:p>
     <w:tbl>
@@ -1208,10 +1187,7 @@
         <w:spacing w:after="80" w:line="240" w:lineRule="auto"/>
       </w:pPr>
       <w:r>
-        <w:t xml:space="preserve">Interpretation note. Table S1 should be read as compatibility </w:t>
-      </w:r>
-      <w:r>
-        <w:t>evidence, not as calibrated field validation of the non-stationary benchmark. AUC measures ranking discrimination, while Brier scores and the confusion matrix summarize probability-quality and classification behaviour for the external static checks.</w:t>
+        <w:t>Interpretation note. Table S1 should be read as compatibility evidence, not as calibrated field validation of the non-stationary benchmark. AUC measures ranking discrimination, while Brier scores and the confusion matrix summarize probability-quality and classification behaviour for the external static checks.</w:t>
       </w:r>
     </w:p>
     <w:p>
@@ -1223,13 +1199,7 @@
         <w:rPr>
           <w:rFonts w:ascii="Times New Roman" w:eastAsia="Times New Roman" w:hAnsi="Times New Roman"/>
         </w:rPr>
-        <w:t>S2. St</w:t>
-      </w:r>
-      <w:r>
-        <w:rPr>
-          <w:rFonts w:ascii="Times New Roman" w:eastAsia="Times New Roman" w:hAnsi="Times New Roman"/>
-        </w:rPr>
-        <w:t>andard SPT model-form robustness check</w:t>
+        <w:t>S2. Standard SPT model-form robustness check</w:t>
       </w:r>
     </w:p>
     <w:p>
@@ -1238,10 +1208,7 @@
         <w:spacing w:after="80" w:line="240" w:lineRule="auto"/>
       </w:pPr>
       <w:r>
-        <w:t>The second supplementary diagnostic is Table S2. It compares the benchmark probability ordering against a standard SPT-based model-form alternative while keeping the same synthetic states, groundwater trajectories and</w:t>
-      </w:r>
-      <w:r>
-        <w:t xml:space="preserve"> seismic demand.</w:t>
+        <w:t>The second supplementary diagnostic is Table S2. It compares the benchmark probability ordering against a standard SPT-based model-form alternative while keeping the same synthetic states, groundwater trajectories and seismic demand.</w:t>
       </w:r>
     </w:p>
     <w:p>
@@ -1453,15 +1420,7 @@
                 <w:sz w:val="20"/>
                 <w:szCs w:val="20"/>
               </w:rPr>
-              <w:t>S</w:t>
-            </w:r>
-            <w:r>
-              <w:rPr>
-                <w:b w:val="0"/>
-                <w:sz w:val="20"/>
-                <w:szCs w:val="20"/>
-              </w:rPr>
-              <w:t>tationary</w:t>
+              <w:t>Stationary</w:t>
             </w:r>
           </w:p>
         </w:tc>
@@ -1615,15 +1574,7 @@
                 <w:sz w:val="20"/>
                 <w:szCs w:val="20"/>
               </w:rPr>
-              <w:t>S</w:t>
-            </w:r>
-            <w:r>
-              <w:rPr>
-                <w:b w:val="0"/>
-                <w:sz w:val="20"/>
-                <w:szCs w:val="20"/>
-              </w:rPr>
-              <w:t>tationary</w:t>
+              <w:t>Stationary</w:t>
             </w:r>
           </w:p>
         </w:tc>
@@ -1778,15 +1729,7 @@
                 <w:sz w:val="20"/>
                 <w:szCs w:val="20"/>
               </w:rPr>
-              <w:t>S</w:t>
-            </w:r>
-            <w:r>
-              <w:rPr>
-                <w:b w:val="0"/>
-                <w:sz w:val="20"/>
-                <w:szCs w:val="20"/>
-              </w:rPr>
-              <w:t>tationary</w:t>
+              <w:t>Stationary</w:t>
             </w:r>
           </w:p>
         </w:tc>
@@ -1940,15 +1883,7 @@
                 <w:sz w:val="20"/>
                 <w:szCs w:val="20"/>
               </w:rPr>
-              <w:t>R</w:t>
-            </w:r>
-            <w:r>
-              <w:rPr>
-                <w:b w:val="0"/>
-                <w:sz w:val="20"/>
-                <w:szCs w:val="20"/>
-              </w:rPr>
-              <w:t>ising</w:t>
+              <w:t>Rising</w:t>
             </w:r>
           </w:p>
         </w:tc>
@@ -2103,15 +2038,7 @@
                 <w:sz w:val="20"/>
                 <w:szCs w:val="20"/>
               </w:rPr>
-              <w:t>R</w:t>
-            </w:r>
-            <w:r>
-              <w:rPr>
-                <w:b w:val="0"/>
-                <w:sz w:val="20"/>
-                <w:szCs w:val="20"/>
-              </w:rPr>
-              <w:t>ising</w:t>
+              <w:t>Rising</w:t>
             </w:r>
           </w:p>
         </w:tc>
@@ -2265,15 +2192,7 @@
                 <w:sz w:val="20"/>
                 <w:szCs w:val="20"/>
               </w:rPr>
-              <w:t>R</w:t>
-            </w:r>
-            <w:r>
-              <w:rPr>
-                <w:b w:val="0"/>
-                <w:sz w:val="20"/>
-                <w:szCs w:val="20"/>
-              </w:rPr>
-              <w:t>ising</w:t>
+              <w:t>Rising</w:t>
             </w:r>
           </w:p>
         </w:tc>
@@ -2428,15 +2347,7 @@
                 <w:sz w:val="20"/>
                 <w:szCs w:val="20"/>
               </w:rPr>
-              <w:t>S</w:t>
-            </w:r>
-            <w:r>
-              <w:rPr>
-                <w:b w:val="0"/>
-                <w:sz w:val="20"/>
-                <w:szCs w:val="20"/>
-              </w:rPr>
-              <w:t>easonal</w:t>
+              <w:t>Seasonal</w:t>
             </w:r>
           </w:p>
         </w:tc>
@@ -3351,10 +3262,7 @@
       </w:pPr>
       <w:r>
         <w:lastRenderedPageBreak/>
-        <w:t xml:space="preserve">Interpretation note. Table S2 is intended to check model-form robustness. High Spearman values indicate that the scenario ranking remains broadly stable, whereas median and maximum absolute probability differences show the sensitivity </w:t>
-      </w:r>
-      <w:r>
-        <w:t>of the probability scale to the selected triggering formulation.</w:t>
+        <w:t>Interpretation note. Table S2 is intended to check model-form robustness. High Spearman values indicate that the scenario ranking remains broadly stable, whereas median and maximum absolute probability differences show the sensitivity of the probability scale to the selected triggering formulation.</w:t>
       </w:r>
     </w:p>
     <w:p>
@@ -3375,10 +3283,7 @@
         <w:spacing w:after="80" w:line="240" w:lineRule="auto"/>
       </w:pPr>
       <w:r>
-        <w:t xml:space="preserve">The third supplementary diagnostic is Table S3. It evaluates how profile-level system probability changes when layer </w:t>
-      </w:r>
-      <w:r>
-        <w:t>events are treated with different vertical-dependence assumptions for the extreme/fines-accumulation final state.</w:t>
+        <w:t>The third supplementary diagnostic is Table S3. It evaluates how profile-level system probability changes when layer events are treated with different vertical-dependence assumptions for the extreme/fines-accumulation final state.</w:t>
       </w:r>
     </w:p>
     <w:p>
@@ -3517,14 +3422,7 @@
                 <w:sz w:val="20"/>
                 <w:szCs w:val="20"/>
               </w:rPr>
-              <w:t>Frech</w:t>
-            </w:r>
-            <w:r>
-              <w:rPr>
-                <w:sz w:val="20"/>
-                <w:szCs w:val="20"/>
-              </w:rPr>
-              <w:t>et upper</w:t>
+              <w:t>Frechet upper</w:t>
             </w:r>
           </w:p>
         </w:tc>
@@ -4202,10 +4100,7 @@
         <w:spacing w:after="80" w:line="240" w:lineRule="auto"/>
       </w:pPr>
       <w:r>
-        <w:t>Interpretation note. Table S3 explains why the manuscript avoids calling the profile-average Pf a physical system-failure probability. The Gaussian-copula values, independent-layer result and Frechet bounds show that system-level interpretation requires an</w:t>
-      </w:r>
-      <w:r>
-        <w:t xml:space="preserve"> explicit dependence model.</w:t>
+        <w:t>Interpretation note. Table S3 explains why the manuscript avoids calling the profile-average Pf a physical system-failure probability. The Gaussian-copula values, independent-layer result and Frechet bounds show that system-level interpretation requires an explicit dependence model.</w:t>
       </w:r>
     </w:p>
     <w:p>
@@ -4226,10 +4121,7 @@
         <w:spacing w:after="80" w:line="240" w:lineRule="auto"/>
       </w:pPr>
       <w:r>
-        <w:t>The fourth supplementary diagnostic is Table S4. It expands the Hu full-set and Wenchuan documented-earthquake subset metrics by predictor group, including AUC, Brier score</w:t>
-      </w:r>
-      <w:r>
-        <w:t>, threshold counts, sensitivity and specificity.</w:t>
+        <w:t>The fourth supplementary diagnostic is Table S4. It expands the Hu full-set and Wenchuan documented-earthquake subset metrics by predictor group, including AUC, Brier score, threshold counts, sensitivity and specificity.</w:t>
       </w:r>
     </w:p>
     <w:p>
@@ -4574,14 +4466,7 @@
                 <w:sz w:val="20"/>
                 <w:szCs w:val="20"/>
               </w:rPr>
-              <w:t xml:space="preserve">Combined </w:t>
-            </w:r>
-            <w:r>
-              <w:rPr>
-                <w:sz w:val="20"/>
-                <w:szCs w:val="20"/>
-              </w:rPr>
-              <w:t>GW+CSR+N120+Vs</w:t>
+              <w:t>Combined GW+CSR+N120+Vs</w:t>
             </w:r>
           </w:p>
         </w:tc>
@@ -6608,10 +6493,7 @@
         <w:spacing w:after="80" w:line="240" w:lineRule="auto"/>
       </w:pPr>
       <w:r>
-        <w:t>Interpretation note. Table S4 should be cited as expanded external compatibility evidence. The Wenchuan subset is useful as an event-specific discrimination check, but its small</w:t>
-      </w:r>
-      <w:r>
-        <w:t xml:space="preserve"> sample size means that sensitivity and specificity should be treated as informative rather than definitive.</w:t>
+        <w:t>Interpretation note. Table S4 should be cited as expanded external compatibility evidence. The Wenchuan subset is useful as an event-specific discrimination check, but its small sample size means that sensitivity and specificity should be treated as informative rather than definitive.</w:t>
       </w:r>
     </w:p>
     <w:p>
@@ -6631,10 +6513,7 @@
         <w:spacing w:after="80" w:line="240" w:lineRule="auto"/>
       </w:pPr>
       <w:r>
-        <w:t>Together, Table S1 through Table S4 support the manuscript statement that the benc</w:t>
-      </w:r>
-      <w:r>
-        <w:t>hmark is auditable, internally consistent and externally compatible within its stated scope. They also preserve the distinction between synthetic benchmark evidence, static external compatibility checks and calibrated site prediction.</w:t>
+        <w:t>Together, Table S1 through Table S4 support the manuscript statement that the benchmark is auditable, internally consistent and externally compatible within its stated scope. They also preserve the distinction between synthetic benchmark evidence, static external compatibility checks and calibrated site prediction.</w:t>
       </w:r>
     </w:p>
     <w:p>
@@ -6642,11 +6521,45 @@
         <w:spacing w:after="80" w:line="240" w:lineRule="auto"/>
       </w:pPr>
       <w:r>
-        <w:t>The Nisqually and Can</w:t>
+        <w:t>The Nisqually and Canterbury site-extension outputs are provided in the supplementary CSV files and scripts. Those files are the appropriate source for site-calibrated validation metrics, groundwater trajectory calibration and temporal Pf(t) behavior.</w:t>
       </w:r>
+    </w:p>
+    <w:p>
+      <w:pPr>
+        <w:spacing w:after="80" w:line="240" w:lineRule="auto"/>
+      </w:pPr>
       <w:r>
-        <w:t>terbury site-extension outputs are provided in the supplementary CSV files and scripts. Those files are the appropriate source for site-calibrated validation metrics, groundwater trajectory calibration and temporal Pf(t) behavior.</w:t>
+        <w:t>Supplementary addendum: Canterbury multi-site and cost-sensitive frontier</w:t>
       </w:r>
+    </w:p>
+    <w:p>
+      <w:pPr>
+        <w:spacing w:after="80" w:line="240" w:lineRule="auto"/>
+      </w:pPr>
+      <w:r>
+        <w:t>This addendum documents the additional evidence generated after the original supplementary tables. Script run_121_canterbury_multi_site_temporal_validation.py expands Canterbury PRJ-2937 from the three-event 100 Osbourne stress test to 15,890 scored event states across 5,665 usable CPT records, excluding 1,114 manifestation-code-10 states as indeterminate. The large transfer confirms that M0 is the best Brier model in Canterbury, while M3 and conservative max(M0..M3) reduce false negatives at substantial false-positive and calibration cost.</w:t>
+      </w:r>
+    </w:p>
+    <w:p>
+      <w:pPr>
+        <w:spacing w:after="80" w:line="240" w:lineRule="auto"/>
+      </w:pPr>
+      <w:r>
+        <w:t>Script run_122_cost_sensitive_decision_frontier.py reports a cost-sensitive decision diagnostic. The domain-retuned threshold curve is an oracle diagnostic, not an operationally validated rule. The fixed-threshold 0.50 curve is the screening-policy comparison: when FN:FP cost is 10:1, conservative max(M0..M3) reduces domain-balanced mean expected loss from 0.465 to 0.189 and case-weighted global mean loss from 0.521 to 0.484 relative to M0. These outputs are reported in cost_sensitive_decision_frontier_summary.json and related CSV files.</w:t>
+      </w:r>
+    </w:p>
+    <w:p>
+      <w:pPr>
+        <w:spacing w:after="80" w:line="240" w:lineRule="auto"/>
+      </w:pPr>
+      <w:r>
+        <w:t>This addendum supports the manuscript claim that the contribution is a Georisk operating-policy diagnostic under explicit false-negative cost, not probability recalibration or universal M2/M3 superiority.</w:t>
+      </w:r>
+    </w:p>
+    <w:p>
+      <w:pPr>
+        <w:spacing w:after="80" w:line="240" w:lineRule="auto"/>
+      </w:pPr>
     </w:p>
     <w:sectPr>
       <w:pgSz w:w="11909" w:h="16834"/>
@@ -18658,7 +18571,7 @@
 </file>
 
 <file path=customXml/itemProps1.xml><?xml version="1.0" encoding="utf-8"?>
-<ds:datastoreItem xmlns:ds="http://schemas.openxmlformats.org/officeDocument/2006/customXml" ds:itemID="{4758D8FC-B467-4F42-89E1-FA8768DACA74}">
+<ds:datastoreItem xmlns:ds="http://schemas.openxmlformats.org/officeDocument/2006/customXml" ds:itemID="{4C85EBFD-3944-46B5-95FC-1C9A73B73C20}">
   <ds:schemaRefs>
     <ds:schemaRef ds:uri="http://schemas.openxmlformats.org/officeDocument/2006/bibliography"/>
   </ds:schemaRefs>

--- a/manuscript/Supplementary_Material.docx
+++ b/manuscript/Supplementary_Material.docx
@@ -6560,6 +6560,439 @@
       <w:pPr>
         <w:spacing w:after="80" w:line="240" w:lineRule="auto"/>
       </w:pPr>
+    </w:p>
+    <w:p>
+      <w:r>
+        <w:br w:type="page"/>
+      </w:r>
+    </w:p>
+    <w:p>
+      <w:pPr>
+        <w:pStyle w:val="Heading1"/>
+      </w:pPr>
+      <w:r>
+        <w:t>Readability rebalance for the compact main manuscript</w:t>
+      </w:r>
+    </w:p>
+    <w:p>
+      <w:r>
+        <w:t>The main manuscript was reduced to 28 Word-computed pages. Detailed audit tables and secondary plots were moved out of the narrative path so that the article reads as a short causal argument while preserving the full evidence trail in this supplement and the reproducibility repository.</w:t>
+      </w:r>
+    </w:p>
+    <w:p>
+      <w:pPr>
+        <w:pStyle w:val="Heading2"/>
+      </w:pPr>
+      <w:r>
+        <w:t>Material moved out of the main text</w:t>
+      </w:r>
+    </w:p>
+    <w:tbl>
+      <w:tblPr>
+        <w:tblW w:type="auto" w:w="0"/>
+        <w:tblLook w:firstColumn="1" w:firstRow="1" w:lastColumn="0" w:lastRow="0" w:noHBand="0" w:noVBand="1" w:val="04A0"/>
+      </w:tblPr>
+      <w:tblGrid>
+        <w:gridCol w:w="2581"/>
+        <w:gridCol w:w="2581"/>
+        <w:gridCol w:w="2581"/>
+        <w:gridCol w:w="2581"/>
+      </w:tblGrid>
+      <w:tr>
+        <w:tc>
+          <w:tcPr>
+            <w:tcW w:type="dxa" w:w="2581"/>
+          </w:tcPr>
+          <w:p>
+            <w:r>
+              <w:rPr>
+                <w:b/>
+                <w:sz w:val="16"/>
+              </w:rPr>
+              <w:t>Moved item</w:t>
+            </w:r>
+          </w:p>
+        </w:tc>
+        <w:tc>
+          <w:tcPr>
+            <w:tcW w:type="dxa" w:w="2581"/>
+          </w:tcPr>
+          <w:p>
+            <w:r>
+              <w:rPr>
+                <w:b/>
+                <w:sz w:val="16"/>
+              </w:rPr>
+              <w:t>Why moved</w:t>
+            </w:r>
+          </w:p>
+        </w:tc>
+        <w:tc>
+          <w:tcPr>
+            <w:tcW w:type="dxa" w:w="2581"/>
+          </w:tcPr>
+          <w:p>
+            <w:r>
+              <w:rPr>
+                <w:b/>
+                <w:sz w:val="16"/>
+              </w:rPr>
+              <w:t>Where preserved</w:t>
+            </w:r>
+          </w:p>
+        </w:tc>
+        <w:tc>
+          <w:tcPr>
+            <w:tcW w:type="dxa" w:w="2581"/>
+          </w:tcPr>
+          <w:p>
+            <w:r>
+              <w:rPr>
+                <w:b/>
+                <w:sz w:val="16"/>
+              </w:rPr>
+              <w:t>Reader use</w:t>
+            </w:r>
+          </w:p>
+        </w:tc>
+      </w:tr>
+      <w:tr>
+        <w:tc>
+          <w:tcPr>
+            <w:tcW w:type="dxa" w:w="2581"/>
+          </w:tcPr>
+          <w:p>
+            <w:r>
+              <w:rPr>
+                <w:sz w:val="16"/>
+              </w:rPr>
+              <w:t>Literature-positioning matrix</w:t>
+            </w:r>
+          </w:p>
+        </w:tc>
+        <w:tc>
+          <w:tcPr>
+            <w:tcW w:type="dxa" w:w="2581"/>
+          </w:tcPr>
+          <w:p>
+            <w:r>
+              <w:rPr>
+                <w:sz w:val="16"/>
+              </w:rPr>
+              <w:t>Long comparison table interrupted the introduction</w:t>
+            </w:r>
+          </w:p>
+        </w:tc>
+        <w:tc>
+          <w:tcPr>
+            <w:tcW w:type="dxa" w:w="2581"/>
+          </w:tcPr>
+          <w:p>
+            <w:r>
+              <w:rPr>
+                <w:sz w:val="16"/>
+              </w:rPr>
+              <w:t>README, manuscript source history, supplement roadmap</w:t>
+            </w:r>
+          </w:p>
+        </w:tc>
+        <w:tc>
+          <w:tcPr>
+            <w:tcW w:type="dxa" w:w="2581"/>
+          </w:tcPr>
+          <w:p>
+            <w:r>
+              <w:rPr>
+                <w:sz w:val="16"/>
+              </w:rPr>
+              <w:t>Check novelty positioning without slowing the main argument</w:t>
+            </w:r>
+          </w:p>
+        </w:tc>
+      </w:tr>
+      <w:tr>
+        <w:tc>
+          <w:tcPr>
+            <w:tcW w:type="dxa" w:w="2581"/>
+          </w:tcPr>
+          <w:p>
+            <w:r>
+              <w:rPr>
+                <w:sz w:val="16"/>
+              </w:rPr>
+              <w:t>Random variables, layer profile and scenario tables</w:t>
+            </w:r>
+          </w:p>
+        </w:tc>
+        <w:tc>
+          <w:tcPr>
+            <w:tcW w:type="dxa" w:w="2581"/>
+          </w:tcPr>
+          <w:p>
+            <w:r>
+              <w:rPr>
+                <w:sz w:val="16"/>
+              </w:rPr>
+              <w:t>Input details are reproducibility material</w:t>
+            </w:r>
+          </w:p>
+        </w:tc>
+        <w:tc>
+          <w:tcPr>
+            <w:tcW w:type="dxa" w:w="2581"/>
+          </w:tcPr>
+          <w:p>
+            <w:r>
+              <w:rPr>
+                <w:sz w:val="16"/>
+              </w:rPr>
+              <w:t>data/*.csv and scripts/run_118_nonstationary_liquefaction_benchmark.py</w:t>
+            </w:r>
+          </w:p>
+        </w:tc>
+        <w:tc>
+          <w:tcPr>
+            <w:tcW w:type="dxa" w:w="2581"/>
+          </w:tcPr>
+          <w:p>
+            <w:r>
+              <w:rPr>
+                <w:sz w:val="16"/>
+              </w:rPr>
+              <w:t>Reproduce the benchmark inputs</w:t>
+            </w:r>
+          </w:p>
+        </w:tc>
+      </w:tr>
+      <w:tr>
+        <w:tc>
+          <w:tcPr>
+            <w:tcW w:type="dxa" w:w="2581"/>
+          </w:tcPr>
+          <w:p>
+            <w:r>
+              <w:rPr>
+                <w:sz w:val="16"/>
+              </w:rPr>
+              <w:t>Monte Carlo convergence and sensitivity tables</w:t>
+            </w:r>
+          </w:p>
+        </w:tc>
+        <w:tc>
+          <w:tcPr>
+            <w:tcW w:type="dxa" w:w="2581"/>
+          </w:tcPr>
+          <w:p>
+            <w:r>
+              <w:rPr>
+                <w:sz w:val="16"/>
+              </w:rPr>
+              <w:t>Audit details rather than main claim</w:t>
+            </w:r>
+          </w:p>
+        </w:tc>
+        <w:tc>
+          <w:tcPr>
+            <w:tcW w:type="dxa" w:w="2581"/>
+          </w:tcPr>
+          <w:p>
+            <w:r>
+              <w:rPr>
+                <w:sz w:val="16"/>
+              </w:rPr>
+              <w:t>outputs and data convergence/sensitivity CSV files</w:t>
+            </w:r>
+          </w:p>
+        </w:tc>
+        <w:tc>
+          <w:tcPr>
+            <w:tcW w:type="dxa" w:w="2581"/>
+          </w:tcPr>
+          <w:p>
+            <w:r>
+              <w:rPr>
+                <w:sz w:val="16"/>
+              </w:rPr>
+              <w:t>Verify numerical stability</w:t>
+            </w:r>
+          </w:p>
+        </w:tc>
+      </w:tr>
+      <w:tr>
+        <w:tc>
+          <w:tcPr>
+            <w:tcW w:type="dxa" w:w="2581"/>
+          </w:tcPr>
+          <w:p>
+            <w:r>
+              <w:rPr>
+                <w:sz w:val="16"/>
+              </w:rPr>
+              <w:t>Hu/Wenchuan detailed external metrics</w:t>
+            </w:r>
+          </w:p>
+        </w:tc>
+        <w:tc>
+          <w:tcPr>
+            <w:tcW w:type="dxa" w:w="2581"/>
+          </w:tcPr>
+          <w:p>
+            <w:r>
+              <w:rPr>
+                <w:sz w:val="16"/>
+              </w:rPr>
+              <w:t>Detailed compatibility evidence</w:t>
+            </w:r>
+          </w:p>
+        </w:tc>
+        <w:tc>
+          <w:tcPr>
+            <w:tcW w:type="dxa" w:w="2581"/>
+          </w:tcPr>
+          <w:p>
+            <w:r>
+              <w:rPr>
+                <w:sz w:val="16"/>
+              </w:rPr>
+              <w:t>outputs/hu_* and data/external_* files</w:t>
+            </w:r>
+          </w:p>
+        </w:tc>
+        <w:tc>
+          <w:tcPr>
+            <w:tcW w:type="dxa" w:w="2581"/>
+          </w:tcPr>
+          <w:p>
+            <w:r>
+              <w:rPr>
+                <w:sz w:val="16"/>
+              </w:rPr>
+              <w:t>Audit external case-history support</w:t>
+            </w:r>
+          </w:p>
+        </w:tc>
+      </w:tr>
+      <w:tr>
+        <w:tc>
+          <w:tcPr>
+            <w:tcW w:type="dxa" w:w="2581"/>
+          </w:tcPr>
+          <w:p>
+            <w:r>
+              <w:rPr>
+                <w:sz w:val="16"/>
+              </w:rPr>
+              <w:t>Secondary site-extension figures</w:t>
+            </w:r>
+          </w:p>
+        </w:tc>
+        <w:tc>
+          <w:tcPr>
+            <w:tcW w:type="dxa" w:w="2581"/>
+          </w:tcPr>
+          <w:p>
+            <w:r>
+              <w:rPr>
+                <w:sz w:val="16"/>
+              </w:rPr>
+              <w:t>Useful but visually heavy in main text</w:t>
+            </w:r>
+          </w:p>
+        </w:tc>
+        <w:tc>
+          <w:tcPr>
+            <w:tcW w:type="dxa" w:w="2581"/>
+          </w:tcPr>
+          <w:p>
+            <w:r>
+              <w:rPr>
+                <w:sz w:val="16"/>
+              </w:rPr>
+              <w:t>figures/fig06-fig11 and validation scripts</w:t>
+            </w:r>
+          </w:p>
+        </w:tc>
+        <w:tc>
+          <w:tcPr>
+            <w:tcW w:type="dxa" w:w="2581"/>
+          </w:tcPr>
+          <w:p>
+            <w:r>
+              <w:rPr>
+                <w:sz w:val="16"/>
+              </w:rPr>
+              <w:t>Inspect Nisqually/Canterbury diagnostics</w:t>
+            </w:r>
+          </w:p>
+        </w:tc>
+      </w:tr>
+      <w:tr>
+        <w:tc>
+          <w:tcPr>
+            <w:tcW w:type="dxa" w:w="2581"/>
+          </w:tcPr>
+          <w:p>
+            <w:r>
+              <w:rPr>
+                <w:sz w:val="16"/>
+              </w:rPr>
+              <w:t>Claim matrix and locked-threshold detailed tables</w:t>
+            </w:r>
+          </w:p>
+        </w:tc>
+        <w:tc>
+          <w:tcPr>
+            <w:tcW w:type="dxa" w:w="2581"/>
+          </w:tcPr>
+          <w:p>
+            <w:r>
+              <w:rPr>
+                <w:sz w:val="16"/>
+              </w:rPr>
+              <w:t>Important but redundant after prose and reader figures</w:t>
+            </w:r>
+          </w:p>
+        </w:tc>
+        <w:tc>
+          <w:tcPr>
+            <w:tcW w:type="dxa" w:w="2581"/>
+          </w:tcPr>
+          <w:p>
+            <w:r>
+              <w:rPr>
+                <w:sz w:val="16"/>
+              </w:rPr>
+              <w:t>MRNB score audit and run_124/run_125 outputs</w:t>
+            </w:r>
+          </w:p>
+        </w:tc>
+        <w:tc>
+          <w:tcPr>
+            <w:tcW w:type="dxa" w:w="2581"/>
+          </w:tcPr>
+          <w:p>
+            <w:r>
+              <w:rPr>
+                <w:sz w:val="16"/>
+              </w:rPr>
+              <w:t>Check claim boundary and decision rules</w:t>
+            </w:r>
+          </w:p>
+        </w:tc>
+      </w:tr>
+    </w:tbl>
+    <w:p>
+      <w:pPr>
+        <w:pStyle w:val="Heading2"/>
+      </w:pPr>
+      <w:r>
+        <w:t>Compact-main invariant</w:t>
+      </w:r>
+    </w:p>
+    <w:p>
+      <w:r>
+        <w:t>The compact main manuscript keeps the title, abstract novelty statement, equations, 54 references, three reader-facing figures, the Canterbury temporal holdout table and the essential claim boundary. The supplement and repository preserve the removed details for technical review.</w:t>
+      </w:r>
     </w:p>
     <w:sectPr>
       <w:pgSz w:w="11909" w:h="16834"/>

--- a/manuscript/Supplementary_Material.docx
+++ b/manuscript/Supplementary_Material.docx
@@ -6992,6 +6992,423 @@
     <w:p>
       <w:r>
         <w:t>The compact main manuscript keeps the title, abstract novelty statement, equations, 54 references, three reader-facing figures, the Canterbury temporal holdout table and the essential claim boundary. The supplement and repository preserve the removed details for technical review.</w:t>
+      </w:r>
+    </w:p>
+    <w:p>
+      <w:r>
+        <w:br w:type="page"/>
+      </w:r>
+    </w:p>
+    <w:p>
+      <w:pPr>
+        <w:pStyle w:val="Heading1"/>
+      </w:pPr>
+      <w:r>
+        <w:t>Canterbury severity-triage action proxy</w:t>
+      </w:r>
+    </w:p>
+    <w:p>
+      <w:r>
+        <w:t>This additional validation tests a decision-style question rather than another probability score. Observed severe manifestation is defined as manifestation_code &gt;= 3. For each held-out Canterbury event, each model ranks event states by predicted probability, and the top 10% and top 20% are treated as an inspection or prioritisation set.</w:t>
+      </w:r>
+    </w:p>
+    <w:tbl>
+      <w:tblPr>
+        <w:tblW w:type="auto" w:w="0"/>
+        <w:tblLook w:firstColumn="1" w:firstRow="1" w:lastColumn="0" w:lastRow="0" w:noHBand="0" w:noVBand="1" w:val="04A0"/>
+      </w:tblPr>
+      <w:tblGrid>
+        <w:gridCol w:w="1475"/>
+        <w:gridCol w:w="1475"/>
+        <w:gridCol w:w="1475"/>
+        <w:gridCol w:w="1475"/>
+        <w:gridCol w:w="1475"/>
+        <w:gridCol w:w="1475"/>
+        <w:gridCol w:w="1475"/>
+      </w:tblGrid>
+      <w:tr>
+        <w:tc>
+          <w:tcPr>
+            <w:tcW w:type="dxa" w:w="1475"/>
+          </w:tcPr>
+          <w:p>
+            <w:r>
+              <w:rPr>
+                <w:b/>
+                <w:sz w:val="16"/>
+              </w:rPr>
+              <w:t>Held-out event</w:t>
+            </w:r>
+          </w:p>
+        </w:tc>
+        <w:tc>
+          <w:tcPr>
+            <w:tcW w:type="dxa" w:w="1475"/>
+          </w:tcPr>
+          <w:p>
+            <w:r>
+              <w:rPr>
+                <w:b/>
+                <w:sz w:val="16"/>
+              </w:rPr>
+              <w:t>Model comparison</w:t>
+            </w:r>
+          </w:p>
+        </w:tc>
+        <w:tc>
+          <w:tcPr>
+            <w:tcW w:type="dxa" w:w="1475"/>
+          </w:tcPr>
+          <w:p>
+            <w:r>
+              <w:rPr>
+                <w:b/>
+                <w:sz w:val="16"/>
+              </w:rPr>
+              <w:t>Top fraction</w:t>
+            </w:r>
+          </w:p>
+        </w:tc>
+        <w:tc>
+          <w:tcPr>
+            <w:tcW w:type="dxa" w:w="1475"/>
+          </w:tcPr>
+          <w:p>
+            <w:r>
+              <w:rPr>
+                <w:b/>
+                <w:sz w:val="16"/>
+              </w:rPr>
+              <w:t>M0 severe capture</w:t>
+            </w:r>
+          </w:p>
+        </w:tc>
+        <w:tc>
+          <w:tcPr>
+            <w:tcW w:type="dxa" w:w="1475"/>
+          </w:tcPr>
+          <w:p>
+            <w:r>
+              <w:rPr>
+                <w:b/>
+                <w:sz w:val="16"/>
+              </w:rPr>
+              <w:t>Non-stationary severe capture</w:t>
+            </w:r>
+          </w:p>
+        </w:tc>
+        <w:tc>
+          <w:tcPr>
+            <w:tcW w:type="dxa" w:w="1475"/>
+          </w:tcPr>
+          <w:p>
+            <w:r>
+              <w:rPr>
+                <w:b/>
+                <w:sz w:val="16"/>
+              </w:rPr>
+              <w:t>Severe cases</w:t>
+            </w:r>
+          </w:p>
+        </w:tc>
+        <w:tc>
+          <w:tcPr>
+            <w:tcW w:type="dxa" w:w="1475"/>
+          </w:tcPr>
+          <w:p>
+            <w:r>
+              <w:rPr>
+                <w:b/>
+                <w:sz w:val="16"/>
+              </w:rPr>
+              <w:t>Claim boundary</w:t>
+            </w:r>
+          </w:p>
+        </w:tc>
+      </w:tr>
+      <w:tr>
+        <w:tc>
+          <w:tcPr>
+            <w:tcW w:type="dxa" w:w="1475"/>
+          </w:tcPr>
+          <w:p>
+            <w:r>
+              <w:rPr>
+                <w:sz w:val="16"/>
+              </w:rPr>
+              <w:t>2010 Darfield</w:t>
+            </w:r>
+          </w:p>
+        </w:tc>
+        <w:tc>
+          <w:tcPr>
+            <w:tcW w:type="dxa" w:w="1475"/>
+          </w:tcPr>
+          <w:p>
+            <w:r>
+              <w:rPr>
+                <w:sz w:val="16"/>
+              </w:rPr>
+              <w:t>M2 vs M0</w:t>
+            </w:r>
+          </w:p>
+        </w:tc>
+        <w:tc>
+          <w:tcPr>
+            <w:tcW w:type="dxa" w:w="1475"/>
+          </w:tcPr>
+          <w:p>
+            <w:r>
+              <w:rPr>
+                <w:sz w:val="16"/>
+              </w:rPr>
+              <w:t>20%</w:t>
+            </w:r>
+          </w:p>
+        </w:tc>
+        <w:tc>
+          <w:tcPr>
+            <w:tcW w:type="dxa" w:w="1475"/>
+          </w:tcPr>
+          <w:p>
+            <w:r>
+              <w:rPr>
+                <w:sz w:val="16"/>
+              </w:rPr>
+              <w:t>0.110</w:t>
+            </w:r>
+          </w:p>
+        </w:tc>
+        <w:tc>
+          <w:tcPr>
+            <w:tcW w:type="dxa" w:w="1475"/>
+          </w:tcPr>
+          <w:p>
+            <w:r>
+              <w:rPr>
+                <w:sz w:val="16"/>
+              </w:rPr>
+              <w:t>0.194</w:t>
+            </w:r>
+          </w:p>
+        </w:tc>
+        <w:tc>
+          <w:tcPr>
+            <w:tcW w:type="dxa" w:w="1475"/>
+          </w:tcPr>
+          <w:p>
+            <w:r>
+              <w:rPr>
+                <w:sz w:val="16"/>
+              </w:rPr>
+              <w:t>237</w:t>
+            </w:r>
+          </w:p>
+        </w:tc>
+        <w:tc>
+          <w:tcPr>
+            <w:tcW w:type="dxa" w:w="1475"/>
+          </w:tcPr>
+          <w:p>
+            <w:r>
+              <w:rPr>
+                <w:sz w:val="16"/>
+              </w:rPr>
+              <w:t>Action-style triage support, not repair-cost validation</w:t>
+            </w:r>
+          </w:p>
+        </w:tc>
+      </w:tr>
+      <w:tr>
+        <w:tc>
+          <w:tcPr>
+            <w:tcW w:type="dxa" w:w="1475"/>
+          </w:tcPr>
+          <w:p>
+            <w:r>
+              <w:rPr>
+                <w:sz w:val="16"/>
+              </w:rPr>
+              <w:t>2011 Christchurch</w:t>
+            </w:r>
+          </w:p>
+        </w:tc>
+        <w:tc>
+          <w:tcPr>
+            <w:tcW w:type="dxa" w:w="1475"/>
+          </w:tcPr>
+          <w:p>
+            <w:r>
+              <w:rPr>
+                <w:sz w:val="16"/>
+              </w:rPr>
+              <w:t>M2 vs M0</w:t>
+            </w:r>
+          </w:p>
+        </w:tc>
+        <w:tc>
+          <w:tcPr>
+            <w:tcW w:type="dxa" w:w="1475"/>
+          </w:tcPr>
+          <w:p>
+            <w:r>
+              <w:rPr>
+                <w:sz w:val="16"/>
+              </w:rPr>
+              <w:t>20%</w:t>
+            </w:r>
+          </w:p>
+        </w:tc>
+        <w:tc>
+          <w:tcPr>
+            <w:tcW w:type="dxa" w:w="1475"/>
+          </w:tcPr>
+          <w:p>
+            <w:r>
+              <w:rPr>
+                <w:sz w:val="16"/>
+              </w:rPr>
+              <w:t>0.185</w:t>
+            </w:r>
+          </w:p>
+        </w:tc>
+        <w:tc>
+          <w:tcPr>
+            <w:tcW w:type="dxa" w:w="1475"/>
+          </w:tcPr>
+          <w:p>
+            <w:r>
+              <w:rPr>
+                <w:sz w:val="16"/>
+              </w:rPr>
+              <w:t>0.204</w:t>
+            </w:r>
+          </w:p>
+        </w:tc>
+        <w:tc>
+          <w:tcPr>
+            <w:tcW w:type="dxa" w:w="1475"/>
+          </w:tcPr>
+          <w:p>
+            <w:r>
+              <w:rPr>
+                <w:sz w:val="16"/>
+              </w:rPr>
+              <w:t>1311</w:t>
+            </w:r>
+          </w:p>
+        </w:tc>
+        <w:tc>
+          <w:tcPr>
+            <w:tcW w:type="dxa" w:w="1475"/>
+          </w:tcPr>
+          <w:p>
+            <w:r>
+              <w:rPr>
+                <w:sz w:val="16"/>
+              </w:rPr>
+              <w:t>Action-style triage support, not universal severity prediction</w:t>
+            </w:r>
+          </w:p>
+        </w:tc>
+      </w:tr>
+      <w:tr>
+        <w:tc>
+          <w:tcPr>
+            <w:tcW w:type="dxa" w:w="1475"/>
+          </w:tcPr>
+          <w:p>
+            <w:r>
+              <w:rPr>
+                <w:sz w:val="16"/>
+              </w:rPr>
+              <w:t>2016 Valentine</w:t>
+            </w:r>
+          </w:p>
+        </w:tc>
+        <w:tc>
+          <w:tcPr>
+            <w:tcW w:type="dxa" w:w="1475"/>
+          </w:tcPr>
+          <w:p>
+            <w:r>
+              <w:rPr>
+                <w:sz w:val="16"/>
+              </w:rPr>
+              <w:t>No severe cases</w:t>
+            </w:r>
+          </w:p>
+        </w:tc>
+        <w:tc>
+          <w:tcPr>
+            <w:tcW w:type="dxa" w:w="1475"/>
+          </w:tcPr>
+          <w:p>
+            <w:r>
+              <w:rPr>
+                <w:sz w:val="16"/>
+              </w:rPr>
+              <w:t>20%</w:t>
+            </w:r>
+          </w:p>
+        </w:tc>
+        <w:tc>
+          <w:tcPr>
+            <w:tcW w:type="dxa" w:w="1475"/>
+          </w:tcPr>
+          <w:p>
+            <w:r>
+              <w:rPr>
+                <w:sz w:val="16"/>
+              </w:rPr>
+              <w:t>NA</w:t>
+            </w:r>
+          </w:p>
+        </w:tc>
+        <w:tc>
+          <w:tcPr>
+            <w:tcW w:type="dxa" w:w="1475"/>
+          </w:tcPr>
+          <w:p>
+            <w:r>
+              <w:rPr>
+                <w:sz w:val="16"/>
+              </w:rPr>
+              <w:t>NA</w:t>
+            </w:r>
+          </w:p>
+        </w:tc>
+        <w:tc>
+          <w:tcPr>
+            <w:tcW w:type="dxa" w:w="1475"/>
+          </w:tcPr>
+          <w:p>
+            <w:r>
+              <w:rPr>
+                <w:sz w:val="16"/>
+              </w:rPr>
+              <w:t>0</w:t>
+            </w:r>
+          </w:p>
+        </w:tc>
+        <w:tc>
+          <w:tcPr>
+            <w:tcW w:type="dxa" w:w="1475"/>
+          </w:tcPr>
+          <w:p>
+            <w:r>
+              <w:rPr>
+                <w:sz w:val="16"/>
+              </w:rPr>
+              <w:t>Severity claim blocked for this event</w:t>
+            </w:r>
+          </w:p>
+        </w:tc>
+      </w:tr>
+    </w:tbl>
+    <w:p>
+      <w:r>
+        <w:t>The result supports a bounded action proxy: groundwater/gradation-aware ranking can improve capture of severe manifestation states in the limited inspection set for events where severe manifestations exist. It does not validate repair cost, downtime, design consequence, or a universal severity model.</w:t>
       </w:r>
     </w:p>
     <w:sectPr>

--- a/manuscript/Supplementary_Material.docx
+++ b/manuscript/Supplementary_Material.docx
@@ -7409,6 +7409,449 @@
     <w:p>
       <w:r>
         <w:t>The result supports a bounded action proxy: groundwater/gradation-aware ranking can improve capture of severe manifestation states in the limited inspection set for events where severe manifestations exist. It does not validate repair cost, downtime, design consequence, or a universal severity model.</w:t>
+      </w:r>
+    </w:p>
+    <w:p>
+      <w:r>
+        <w:br w:type="page"/>
+      </w:r>
+    </w:p>
+    <w:p>
+      <w:pPr>
+        <w:pStyle w:val="Heading1"/>
+      </w:pPr>
+      <w:r>
+        <w:t>DesignSafe PRJ-3126 repair-cost ratio plausibility gate</w:t>
+      </w:r>
+    </w:p>
+    <w:p>
+      <w:r>
+        <w:t>DesignSafe PRJ-3126 was inspected as a possible consequence dataset. The master repair-cost table contains New Zealand earthquake-damaged building component repair costs and times, but it has no shared CPT, event, coordinate or manifestation key that can be joined directly to the Canterbury CPT case histories. It is therefore used only as a plausibility gate for the false-negative cost ratios, not as direct consequence validation.</w:t>
+      </w:r>
+    </w:p>
+    <w:tbl>
+      <w:tblPr>
+        <w:tblW w:type="auto" w:w="0"/>
+        <w:tblLook w:firstColumn="1" w:firstRow="1" w:lastColumn="0" w:lastRow="0" w:noHBand="0" w:noVBand="1" w:val="04A0"/>
+      </w:tblPr>
+      <w:tblGrid>
+        <w:gridCol w:w="1721"/>
+        <w:gridCol w:w="1721"/>
+        <w:gridCol w:w="1721"/>
+        <w:gridCol w:w="1721"/>
+        <w:gridCol w:w="1721"/>
+        <w:gridCol w:w="1721"/>
+      </w:tblGrid>
+      <w:tr>
+        <w:tc>
+          <w:tcPr>
+            <w:tcW w:type="dxa" w:w="1721"/>
+          </w:tcPr>
+          <w:p>
+            <w:r>
+              <w:rPr>
+                <w:b/>
+                <w:sz w:val="16"/>
+              </w:rPr>
+              <w:t>Ratio</w:t>
+            </w:r>
+          </w:p>
+        </w:tc>
+        <w:tc>
+          <w:tcPr>
+            <w:tcW w:type="dxa" w:w="1721"/>
+          </w:tcPr>
+          <w:p>
+            <w:r>
+              <w:rPr>
+                <w:b/>
+                <w:sz w:val="16"/>
+              </w:rPr>
+              <w:t>n</w:t>
+            </w:r>
+          </w:p>
+        </w:tc>
+        <w:tc>
+          <w:tcPr>
+            <w:tcW w:type="dxa" w:w="1721"/>
+          </w:tcPr>
+          <w:p>
+            <w:r>
+              <w:rPr>
+                <w:b/>
+                <w:sz w:val="16"/>
+              </w:rPr>
+              <w:t>Median</w:t>
+            </w:r>
+          </w:p>
+        </w:tc>
+        <w:tc>
+          <w:tcPr>
+            <w:tcW w:type="dxa" w:w="1721"/>
+          </w:tcPr>
+          <w:p>
+            <w:r>
+              <w:rPr>
+                <w:b/>
+                <w:sz w:val="16"/>
+              </w:rPr>
+              <w:t>P90</w:t>
+            </w:r>
+          </w:p>
+        </w:tc>
+        <w:tc>
+          <w:tcPr>
+            <w:tcW w:type="dxa" w:w="1721"/>
+          </w:tcPr>
+          <w:p>
+            <w:r>
+              <w:rPr>
+                <w:b/>
+                <w:sz w:val="16"/>
+              </w:rPr>
+              <w:t>Share &gt;=10</w:t>
+            </w:r>
+          </w:p>
+        </w:tc>
+        <w:tc>
+          <w:tcPr>
+            <w:tcW w:type="dxa" w:w="1721"/>
+          </w:tcPr>
+          <w:p>
+            <w:r>
+              <w:rPr>
+                <w:b/>
+                <w:sz w:val="16"/>
+              </w:rPr>
+              <w:t>Use in manuscript</w:t>
+            </w:r>
+          </w:p>
+        </w:tc>
+      </w:tr>
+      <w:tr>
+        <w:tc>
+          <w:tcPr>
+            <w:tcW w:type="dxa" w:w="1721"/>
+          </w:tcPr>
+          <w:p>
+            <w:r>
+              <w:rPr>
+                <w:sz w:val="16"/>
+              </w:rPr>
+              <w:t>DS3/DS1 repair cost</w:t>
+            </w:r>
+          </w:p>
+        </w:tc>
+        <w:tc>
+          <w:tcPr>
+            <w:tcW w:type="dxa" w:w="1721"/>
+          </w:tcPr>
+          <w:p>
+            <w:r>
+              <w:rPr>
+                <w:sz w:val="16"/>
+              </w:rPr>
+              <w:t>19</w:t>
+            </w:r>
+          </w:p>
+        </w:tc>
+        <w:tc>
+          <w:tcPr>
+            <w:tcW w:type="dxa" w:w="1721"/>
+          </w:tcPr>
+          <w:p>
+            <w:r>
+              <w:rPr>
+                <w:sz w:val="16"/>
+              </w:rPr>
+              <w:t>3.56</w:t>
+            </w:r>
+          </w:p>
+        </w:tc>
+        <w:tc>
+          <w:tcPr>
+            <w:tcW w:type="dxa" w:w="1721"/>
+          </w:tcPr>
+          <w:p>
+            <w:r>
+              <w:rPr>
+                <w:sz w:val="16"/>
+              </w:rPr>
+              <w:t>9.86</w:t>
+            </w:r>
+          </w:p>
+        </w:tc>
+        <w:tc>
+          <w:tcPr>
+            <w:tcW w:type="dxa" w:w="1721"/>
+          </w:tcPr>
+          <w:p>
+            <w:r>
+              <w:rPr>
+                <w:sz w:val="16"/>
+              </w:rPr>
+              <w:t>0.11</w:t>
+            </w:r>
+          </w:p>
+        </w:tc>
+        <w:tc>
+          <w:tcPr>
+            <w:tcW w:type="dxa" w:w="1721"/>
+          </w:tcPr>
+          <w:p>
+            <w:r>
+              <w:rPr>
+                <w:sz w:val="16"/>
+              </w:rPr>
+              <w:t>Supports FN:FP &gt; 1 plausibility</w:t>
+            </w:r>
+          </w:p>
+        </w:tc>
+      </w:tr>
+      <w:tr>
+        <w:tc>
+          <w:tcPr>
+            <w:tcW w:type="dxa" w:w="1721"/>
+          </w:tcPr>
+          <w:p>
+            <w:r>
+              <w:rPr>
+                <w:sz w:val="16"/>
+              </w:rPr>
+              <w:t>DS4/DS1 repair cost</w:t>
+            </w:r>
+          </w:p>
+        </w:tc>
+        <w:tc>
+          <w:tcPr>
+            <w:tcW w:type="dxa" w:w="1721"/>
+          </w:tcPr>
+          <w:p>
+            <w:r>
+              <w:rPr>
+                <w:sz w:val="16"/>
+              </w:rPr>
+              <w:t>3</w:t>
+            </w:r>
+          </w:p>
+        </w:tc>
+        <w:tc>
+          <w:tcPr>
+            <w:tcW w:type="dxa" w:w="1721"/>
+          </w:tcPr>
+          <w:p>
+            <w:r>
+              <w:rPr>
+                <w:sz w:val="16"/>
+              </w:rPr>
+              <w:t>10.34</w:t>
+            </w:r>
+          </w:p>
+        </w:tc>
+        <w:tc>
+          <w:tcPr>
+            <w:tcW w:type="dxa" w:w="1721"/>
+          </w:tcPr>
+          <w:p>
+            <w:r>
+              <w:rPr>
+                <w:sz w:val="16"/>
+              </w:rPr>
+              <w:t>43.48</w:t>
+            </w:r>
+          </w:p>
+        </w:tc>
+        <w:tc>
+          <w:tcPr>
+            <w:tcW w:type="dxa" w:w="1721"/>
+          </w:tcPr>
+          <w:p>
+            <w:r>
+              <w:rPr>
+                <w:sz w:val="16"/>
+              </w:rPr>
+              <w:t>0.67</w:t>
+            </w:r>
+          </w:p>
+        </w:tc>
+        <w:tc>
+          <w:tcPr>
+            <w:tcW w:type="dxa" w:w="1721"/>
+          </w:tcPr>
+          <w:p>
+            <w:r>
+              <w:rPr>
+                <w:sz w:val="16"/>
+              </w:rPr>
+              <w:t>Supports high-cost sensitivity exploration</w:t>
+            </w:r>
+          </w:p>
+        </w:tc>
+      </w:tr>
+      <w:tr>
+        <w:tc>
+          <w:tcPr>
+            <w:tcW w:type="dxa" w:w="1721"/>
+          </w:tcPr>
+          <w:p>
+            <w:r>
+              <w:rPr>
+                <w:sz w:val="16"/>
+              </w:rPr>
+              <w:t>DS3/DS1 repair time</w:t>
+            </w:r>
+          </w:p>
+        </w:tc>
+        <w:tc>
+          <w:tcPr>
+            <w:tcW w:type="dxa" w:w="1721"/>
+          </w:tcPr>
+          <w:p>
+            <w:r>
+              <w:rPr>
+                <w:sz w:val="16"/>
+              </w:rPr>
+              <w:t>19</w:t>
+            </w:r>
+          </w:p>
+        </w:tc>
+        <w:tc>
+          <w:tcPr>
+            <w:tcW w:type="dxa" w:w="1721"/>
+          </w:tcPr>
+          <w:p>
+            <w:r>
+              <w:rPr>
+                <w:sz w:val="16"/>
+              </w:rPr>
+              <w:t>3.11</w:t>
+            </w:r>
+          </w:p>
+        </w:tc>
+        <w:tc>
+          <w:tcPr>
+            <w:tcW w:type="dxa" w:w="1721"/>
+          </w:tcPr>
+          <w:p>
+            <w:r>
+              <w:rPr>
+                <w:sz w:val="16"/>
+              </w:rPr>
+              <w:t>7.97</w:t>
+            </w:r>
+          </w:p>
+        </w:tc>
+        <w:tc>
+          <w:tcPr>
+            <w:tcW w:type="dxa" w:w="1721"/>
+          </w:tcPr>
+          <w:p>
+            <w:r>
+              <w:rPr>
+                <w:sz w:val="16"/>
+              </w:rPr>
+              <w:t>0.05</w:t>
+            </w:r>
+          </w:p>
+        </w:tc>
+        <w:tc>
+          <w:tcPr>
+            <w:tcW w:type="dxa" w:w="1721"/>
+          </w:tcPr>
+          <w:p>
+            <w:r>
+              <w:rPr>
+                <w:sz w:val="16"/>
+              </w:rPr>
+              <w:t>Supports downtime-ratio plausibility</w:t>
+            </w:r>
+          </w:p>
+        </w:tc>
+      </w:tr>
+      <w:tr>
+        <w:tc>
+          <w:tcPr>
+            <w:tcW w:type="dxa" w:w="1721"/>
+          </w:tcPr>
+          <w:p>
+            <w:r>
+              <w:rPr>
+                <w:sz w:val="16"/>
+              </w:rPr>
+              <w:t>DS4/DS1 repair time</w:t>
+            </w:r>
+          </w:p>
+        </w:tc>
+        <w:tc>
+          <w:tcPr>
+            <w:tcW w:type="dxa" w:w="1721"/>
+          </w:tcPr>
+          <w:p>
+            <w:r>
+              <w:rPr>
+                <w:sz w:val="16"/>
+              </w:rPr>
+              <w:t>3</w:t>
+            </w:r>
+          </w:p>
+        </w:tc>
+        <w:tc>
+          <w:tcPr>
+            <w:tcW w:type="dxa" w:w="1721"/>
+          </w:tcPr>
+          <w:p>
+            <w:r>
+              <w:rPr>
+                <w:sz w:val="16"/>
+              </w:rPr>
+              <w:t>9.21</w:t>
+            </w:r>
+          </w:p>
+        </w:tc>
+        <w:tc>
+          <w:tcPr>
+            <w:tcW w:type="dxa" w:w="1721"/>
+          </w:tcPr>
+          <w:p>
+            <w:r>
+              <w:rPr>
+                <w:sz w:val="16"/>
+              </w:rPr>
+              <w:t>45.84</w:t>
+            </w:r>
+          </w:p>
+        </w:tc>
+        <w:tc>
+          <w:tcPr>
+            <w:tcW w:type="dxa" w:w="1721"/>
+          </w:tcPr>
+          <w:p>
+            <w:r>
+              <w:rPr>
+                <w:sz w:val="16"/>
+              </w:rPr>
+              <w:t>0.33</w:t>
+            </w:r>
+          </w:p>
+        </w:tc>
+        <w:tc>
+          <w:tcPr>
+            <w:tcW w:type="dxa" w:w="1721"/>
+          </w:tcPr>
+          <w:p>
+            <w:r>
+              <w:rPr>
+                <w:sz w:val="16"/>
+              </w:rPr>
+              <w:t>Supports high-cost sensitivity exploration</w:t>
+            </w:r>
+          </w:p>
+        </w:tc>
+      </w:tr>
+    </w:tbl>
+    <w:p>
+      <w:r>
+        <w:t>Claim boundary: this gate supports cost-ratio plausibility only. It must not be cited as direct Canterbury repair-cost prediction, design-consequence validation, or repair-cost calibration.</w:t>
       </w:r>
     </w:p>
     <w:sectPr>
